--- a/Science Books/QED Course/Lesson 20 Gamma Matrices.docx
+++ b/Science Books/QED Course/Lesson 20 Gamma Matrices.docx
@@ -500,9 +500,189 @@
       </w:pPr>
       <m:oMathPara>
         <m:oMath>
+          <m:sSub>
+            <m:e>
+              <m:r>
+                <m:t xml:space="preserve">γ</m:t>
+              </m:r>
+            </m:e>
+            <m:sub>
+              <m:r>
+                <m:t xml:space="preserve">μ</m:t>
+              </m:r>
+            </m:sub>
+          </m:sSub>
+          <m:sSup>
+            <m:e>
+              <m:r>
+                <m:t xml:space="preserve">γ</m:t>
+              </m:r>
+            </m:e>
+            <m:sup>
+              <m:r>
+                <m:t xml:space="preserve">μ</m:t>
+              </m:r>
+            </m:sup>
+          </m:sSup>
           <m:r>
-            <m:t xml:space="preserve">γ_μγ^μ = g_μν(2g^νμI − γ^μγ^ν) = 2g_μ^μ I − γ^μγ_μ = 2(4)I − γ_μγ^μ</m:t>
+            <m:t xml:space="preserve">=</m:t>
           </m:r>
+          <m:sSub>
+            <m:e>
+              <m:r>
+                <m:t xml:space="preserve">g</m:t>
+              </m:r>
+            </m:e>
+            <m:sub>
+              <m:r>
+                <m:t xml:space="preserve">μν</m:t>
+              </m:r>
+            </m:sub>
+          </m:sSub>
+          <m:d>
+            <m:dPr/>
+            <m:e>
+              <m:sSup>
+                <m:e>
+                  <m:r>
+                    <m:t xml:space="preserve">2g</m:t>
+                  </m:r>
+                </m:e>
+                <m:sup>
+                  <m:r>
+                    <m:t xml:space="preserve">νμ</m:t>
+                  </m:r>
+                </m:sup>
+              </m:sSup>
+              <m:r>
+                <m:t xml:space="preserve">I</m:t>
+              </m:r>
+              <m:r>
+                <m:t xml:space="preserve">−</m:t>
+              </m:r>
+              <m:sSup>
+                <m:e>
+                  <m:r>
+                    <m:t xml:space="preserve">γ</m:t>
+                  </m:r>
+                </m:e>
+                <m:sup>
+                  <m:r>
+                    <m:t xml:space="preserve">μ</m:t>
+                  </m:r>
+                </m:sup>
+              </m:sSup>
+              <m:sSup>
+                <m:e>
+                  <m:r>
+                    <m:t xml:space="preserve">γ</m:t>
+                  </m:r>
+                </m:e>
+                <m:sup>
+                  <m:r>
+                    <m:t xml:space="preserve">ν</m:t>
+                  </m:r>
+                </m:sup>
+              </m:sSup>
+            </m:e>
+          </m:d>
+          <m:r>
+            <m:t xml:space="preserve">=</m:t>
+          </m:r>
+          <m:sSubSup>
+            <m:e>
+              <m:r>
+                <m:t xml:space="preserve">2g</m:t>
+              </m:r>
+            </m:e>
+            <m:sub>
+              <m:r>
+                <m:t xml:space="preserve">μ</m:t>
+              </m:r>
+            </m:sub>
+            <m:sup>
+              <m:r>
+                <m:t xml:space="preserve">μ</m:t>
+              </m:r>
+            </m:sup>
+          </m:sSubSup>
+          <m:r>
+            <m:t xml:space="preserve"> </m:t>
+          </m:r>
+          <m:r>
+            <m:t xml:space="preserve">I</m:t>
+          </m:r>
+          <m:r>
+            <m:t xml:space="preserve">−</m:t>
+          </m:r>
+          <m:sSup>
+            <m:e>
+              <m:r>
+                <m:t xml:space="preserve">γ</m:t>
+              </m:r>
+            </m:e>
+            <m:sup>
+              <m:r>
+                <m:t xml:space="preserve">μ</m:t>
+              </m:r>
+            </m:sup>
+          </m:sSup>
+          <m:sSub>
+            <m:e>
+              <m:r>
+                <m:t xml:space="preserve">γ</m:t>
+              </m:r>
+            </m:e>
+            <m:sub>
+              <m:r>
+                <m:t xml:space="preserve">μ</m:t>
+              </m:r>
+            </m:sub>
+          </m:sSub>
+          <m:r>
+            <m:t xml:space="preserve">=</m:t>
+          </m:r>
+          <m:r>
+            <m:t xml:space="preserve">2</m:t>
+          </m:r>
+          <m:d>
+            <m:dPr/>
+            <m:e>
+              <m:r>
+                <m:t xml:space="preserve">4</m:t>
+              </m:r>
+            </m:e>
+          </m:d>
+          <m:r>
+            <m:t xml:space="preserve">I</m:t>
+          </m:r>
+          <m:r>
+            <m:t xml:space="preserve">−</m:t>
+          </m:r>
+          <m:sSub>
+            <m:e>
+              <m:r>
+                <m:t xml:space="preserve">γ</m:t>
+              </m:r>
+            </m:e>
+            <m:sub>
+              <m:r>
+                <m:t xml:space="preserve">μ</m:t>
+              </m:r>
+            </m:sub>
+          </m:sSub>
+          <m:sSup>
+            <m:e>
+              <m:r>
+                <m:t xml:space="preserve">γ</m:t>
+              </m:r>
+            </m:e>
+            <m:sup>
+              <m:r>
+                <m:t xml:space="preserve">μ</m:t>
+              </m:r>
+            </m:sup>
+          </m:sSup>
         </m:oMath>
       </m:oMathPara>
     </w:p>
@@ -518,8 +698,44 @@
       </w:pPr>
       <m:oMathPara>
         <m:oMath>
+          <m:sSub>
+            <m:e>
+              <m:r>
+                <m:t xml:space="preserve">γ</m:t>
+              </m:r>
+            </m:e>
+            <m:sub>
+              <m:r>
+                <m:t xml:space="preserve">μ</m:t>
+              </m:r>
+            </m:sub>
+          </m:sSub>
           <m:r>
-            <m:t xml:space="preserve">γ_μ γ^μ = 4 I</m:t>
+            <m:t xml:space="preserve"> </m:t>
+          </m:r>
+          <m:sSup>
+            <m:e>
+              <m:r>
+                <m:t xml:space="preserve">γ</m:t>
+              </m:r>
+            </m:e>
+            <m:sup>
+              <m:r>
+                <m:t xml:space="preserve">μ</m:t>
+              </m:r>
+            </m:sup>
+          </m:sSup>
+          <m:r>
+            <m:t xml:space="preserve">=</m:t>
+          </m:r>
+          <m:r>
+            <m:t xml:space="preserve">4</m:t>
+          </m:r>
+          <m:r>
+            <m:t xml:space="preserve"> </m:t>
+          </m:r>
+          <m:r>
+            <m:t xml:space="preserve">I</m:t>
           </m:r>
         </m:oMath>
       </m:oMathPara>
@@ -549,9 +765,169 @@
       </w:pPr>
       <m:oMathPara>
         <m:oMath>
+          <m:sSup>
+            <m:e>
+              <m:r>
+                <m:t xml:space="preserve">γ</m:t>
+              </m:r>
+            </m:e>
+            <m:sup>
+              <m:r>
+                <m:t xml:space="preserve">μ</m:t>
+              </m:r>
+            </m:sup>
+          </m:sSup>
           <m:r>
-            <m:t xml:space="preserve">γ^μ a̸ = γ^μγ^νa_ν = (2g^μν−γ^νγ^μ)a_ν = 2a^μ − a̸γ^μ</m:t>
+            <m:t xml:space="preserve"> </m:t>
           </m:r>
+          <m:acc>
+            <m:accPr>
+              <m:chr m:val="/"/>
+            </m:accPr>
+            <m:e>
+              <m:r>
+                <m:t xml:space="preserve">a</m:t>
+              </m:r>
+            </m:e>
+          </m:acc>
+          <m:r>
+            <m:t xml:space="preserve">=</m:t>
+          </m:r>
+          <m:sSup>
+            <m:e>
+              <m:r>
+                <m:t xml:space="preserve">γ</m:t>
+              </m:r>
+            </m:e>
+            <m:sup>
+              <m:r>
+                <m:t xml:space="preserve">μ</m:t>
+              </m:r>
+            </m:sup>
+          </m:sSup>
+          <m:sSup>
+            <m:e>
+              <m:r>
+                <m:t xml:space="preserve">γ</m:t>
+              </m:r>
+            </m:e>
+            <m:sup>
+              <m:r>
+                <m:t xml:space="preserve">ν</m:t>
+              </m:r>
+            </m:sup>
+          </m:sSup>
+          <m:sSub>
+            <m:e>
+              <m:r>
+                <m:t xml:space="preserve">a</m:t>
+              </m:r>
+            </m:e>
+            <m:sub>
+              <m:r>
+                <m:t xml:space="preserve">ν</m:t>
+              </m:r>
+            </m:sub>
+          </m:sSub>
+          <m:r>
+            <m:t xml:space="preserve">=</m:t>
+          </m:r>
+          <m:d>
+            <m:dPr/>
+            <m:e>
+              <m:sSup>
+                <m:e>
+                  <m:r>
+                    <m:t xml:space="preserve">2g</m:t>
+                  </m:r>
+                </m:e>
+                <m:sup>
+                  <m:r>
+                    <m:t xml:space="preserve">μν</m:t>
+                  </m:r>
+                </m:sup>
+              </m:sSup>
+              <m:r>
+                <m:t xml:space="preserve">−</m:t>
+              </m:r>
+              <m:sSup>
+                <m:e>
+                  <m:r>
+                    <m:t xml:space="preserve">γ</m:t>
+                  </m:r>
+                </m:e>
+                <m:sup>
+                  <m:r>
+                    <m:t xml:space="preserve">ν</m:t>
+                  </m:r>
+                </m:sup>
+              </m:sSup>
+              <m:sSup>
+                <m:e>
+                  <m:r>
+                    <m:t xml:space="preserve">γ</m:t>
+                  </m:r>
+                </m:e>
+                <m:sup>
+                  <m:r>
+                    <m:t xml:space="preserve">μ</m:t>
+                  </m:r>
+                </m:sup>
+              </m:sSup>
+            </m:e>
+          </m:d>
+          <m:sSub>
+            <m:e>
+              <m:r>
+                <m:t xml:space="preserve">a</m:t>
+              </m:r>
+            </m:e>
+            <m:sub>
+              <m:r>
+                <m:t xml:space="preserve">ν</m:t>
+              </m:r>
+            </m:sub>
+          </m:sSub>
+          <m:r>
+            <m:t xml:space="preserve">=</m:t>
+          </m:r>
+          <m:sSup>
+            <m:e>
+              <m:r>
+                <m:t xml:space="preserve">2a</m:t>
+              </m:r>
+            </m:e>
+            <m:sup>
+              <m:r>
+                <m:t xml:space="preserve">μ</m:t>
+              </m:r>
+            </m:sup>
+          </m:sSup>
+          <m:r>
+            <m:t xml:space="preserve">−</m:t>
+          </m:r>
+          <m:acc>
+            <m:accPr>
+              <m:chr m:val="/"/>
+            </m:accPr>
+            <m:e>
+              <m:r>
+                <m:t xml:space="preserve">a</m:t>
+              </m:r>
+            </m:e>
+          </m:acc>
+          <m:sSup>
+            <m:e>
+              <m:r>
+                <m:t xml:space="preserve">γ</m:t>
+              </m:r>
+            </m:e>
+            <m:sup>
+              <m:r>
+                <m:t xml:space="preserve">μ</m:t>
+              </m:r>
+            </m:sup>
+          </m:sSup>
         </m:oMath>
       </m:oMathPara>
     </w:p>
@@ -562,9 +938,65 @@
       </w:pPr>
       <m:oMathPara>
         <m:oMath>
+          <m:sSub>
+            <m:e>
+              <m:r>
+                <m:t xml:space="preserve">γ</m:t>
+              </m:r>
+            </m:e>
+            <m:sub>
+              <m:r>
+                <m:t xml:space="preserve">μ</m:t>
+              </m:r>
+            </m:sub>
+          </m:sSub>
           <m:r>
-            <m:t xml:space="preserve">γ_μ a̸ γ^μ = −2a̸</m:t>
+            <m:t xml:space="preserve"> </m:t>
           </m:r>
+          <m:acc>
+            <m:accPr>
+              <m:chr m:val="/"/>
+            </m:accPr>
+            <m:e>
+              <m:r>
+                <m:t xml:space="preserve">a</m:t>
+              </m:r>
+            </m:e>
+          </m:acc>
+          <m:r>
+            <m:t xml:space="preserve"> </m:t>
+          </m:r>
+          <m:sSup>
+            <m:e>
+              <m:r>
+                <m:t xml:space="preserve">γ</m:t>
+              </m:r>
+            </m:e>
+            <m:sup>
+              <m:r>
+                <m:t xml:space="preserve">μ</m:t>
+              </m:r>
+            </m:sup>
+          </m:sSup>
+          <m:r>
+            <m:t xml:space="preserve">=</m:t>
+          </m:r>
+          <m:r>
+            <m:t xml:space="preserve">−</m:t>
+          </m:r>
+          <m:r>
+            <m:t xml:space="preserve">2</m:t>
+          </m:r>
+          <m:acc>
+            <m:accPr>
+              <m:chr m:val="/"/>
+            </m:accPr>
+            <m:e>
+              <m:r>
+                <m:t xml:space="preserve">a</m:t>
+              </m:r>
+            </m:e>
+          </m:acc>
         </m:oMath>
       </m:oMathPara>
     </w:p>
@@ -635,9 +1067,174 @@
       </w:pPr>
       <m:oMathPara>
         <m:oMath>
+          <m:func>
+            <m:fName>
+              <m:r>
+                <m:t xml:space="preserve">Tr</m:t>
+              </m:r>
+            </m:fName>
+            <m:e>
+              <m:d>
+                <m:dPr>
+                  <m:begChr m:val="["/>
+                  <m:endChr m:val="]"/>
+                </m:dPr>
+                <m:e>
+                  <m:sSup>
+                    <m:e>
+                      <m:r>
+                        <m:t xml:space="preserve">γ</m:t>
+                      </m:r>
+                    </m:e>
+                    <m:sup>
+                      <m:r>
+                        <m:t xml:space="preserve">μ</m:t>
+                      </m:r>
+                    </m:sup>
+                  </m:sSup>
+                  <m:sSup>
+                    <m:e>
+                      <m:r>
+                        <m:t xml:space="preserve">γ</m:t>
+                      </m:r>
+                    </m:e>
+                    <m:sup>
+                      <m:r>
+                        <m:t xml:space="preserve">ν</m:t>
+                      </m:r>
+                    </m:sup>
+                  </m:sSup>
+                </m:e>
+              </m:d>
+            </m:e>
+          </m:func>
           <m:r>
-            <m:t xml:space="preserve">Tr[γ^μγ^ν] = (1/2)Tr[{γ^μ,γ^ν}] = (1/2)Tr[2g^μνI] = 4g^μν</m:t>
+            <m:t xml:space="preserve">=</m:t>
           </m:r>
+          <m:f>
+            <m:num>
+              <m:r>
+                <m:t xml:space="preserve">1</m:t>
+              </m:r>
+            </m:num>
+            <m:den>
+              <m:r>
+                <m:t xml:space="preserve">2</m:t>
+              </m:r>
+            </m:den>
+          </m:f>
+          <m:func>
+            <m:fName>
+              <m:r>
+                <m:t xml:space="preserve">Tr</m:t>
+              </m:r>
+            </m:fName>
+            <m:e>
+              <m:d>
+                <m:dPr>
+                  <m:begChr m:val="["/>
+                  <m:endChr m:val="]"/>
+                </m:dPr>
+                <m:e>
+                  <m:r>
+                    <m:t xml:space="preserve">{</m:t>
+                  </m:r>
+                  <m:sSup>
+                    <m:e>
+                      <m:r>
+                        <m:t xml:space="preserve">γ</m:t>
+                      </m:r>
+                    </m:e>
+                    <m:sup>
+                      <m:r>
+                        <m:t xml:space="preserve">μ</m:t>
+                      </m:r>
+                    </m:sup>
+                  </m:sSup>
+                  <m:r>
+                    <m:t xml:space="preserve">,</m:t>
+                  </m:r>
+                  <m:sSup>
+                    <m:e>
+                      <m:r>
+                        <m:t xml:space="preserve">γ</m:t>
+                      </m:r>
+                    </m:e>
+                    <m:sup>
+                      <m:r>
+                        <m:t xml:space="preserve">ν</m:t>
+                      </m:r>
+                    </m:sup>
+                  </m:sSup>
+                  <m:r>
+                    <m:t xml:space="preserve">}</m:t>
+                  </m:r>
+                </m:e>
+              </m:d>
+            </m:e>
+          </m:func>
+          <m:r>
+            <m:t xml:space="preserve">=</m:t>
+          </m:r>
+          <m:f>
+            <m:num>
+              <m:r>
+                <m:t xml:space="preserve">1</m:t>
+              </m:r>
+            </m:num>
+            <m:den>
+              <m:r>
+                <m:t xml:space="preserve">2</m:t>
+              </m:r>
+            </m:den>
+          </m:f>
+          <m:func>
+            <m:fName>
+              <m:r>
+                <m:t xml:space="preserve">Tr</m:t>
+              </m:r>
+            </m:fName>
+            <m:e>
+              <m:d>
+                <m:dPr>
+                  <m:begChr m:val="["/>
+                  <m:endChr m:val="]"/>
+                </m:dPr>
+                <m:e>
+                  <m:sSup>
+                    <m:e>
+                      <m:r>
+                        <m:t xml:space="preserve">2g</m:t>
+                      </m:r>
+                    </m:e>
+                    <m:sup>
+                      <m:r>
+                        <m:t xml:space="preserve">μν</m:t>
+                      </m:r>
+                    </m:sup>
+                  </m:sSup>
+                  <m:r>
+                    <m:t xml:space="preserve">I</m:t>
+                  </m:r>
+                </m:e>
+              </m:d>
+            </m:e>
+          </m:func>
+          <m:r>
+            <m:t xml:space="preserve">=</m:t>
+          </m:r>
+          <m:sSup>
+            <m:e>
+              <m:r>
+                <m:t xml:space="preserve">4g</m:t>
+              </m:r>
+            </m:e>
+            <m:sup>
+              <m:r>
+                <m:t xml:space="preserve">μν</m:t>
+              </m:r>
+            </m:sup>
+          </m:sSup>
         </m:oMath>
       </m:oMathPara>
     </w:p>
@@ -679,9 +1276,160 @@
       </w:pPr>
       <m:oMathPara>
         <m:oMath>
+          <m:func>
+            <m:fName>
+              <m:r>
+                <m:t xml:space="preserve">Tr</m:t>
+              </m:r>
+            </m:fName>
+            <m:e>
+              <m:d>
+                <m:dPr>
+                  <m:begChr m:val="["/>
+                  <m:endChr m:val="]"/>
+                </m:dPr>
+                <m:e>
+                  <m:sSup>
+                    <m:e>
+                      <m:r>
+                        <m:t xml:space="preserve">γ</m:t>
+                      </m:r>
+                    </m:e>
+                    <m:sup>
+                      <m:r>
+                        <m:t xml:space="preserve">μ</m:t>
+                      </m:r>
+                    </m:sup>
+                  </m:sSup>
+                  <m:sSup>
+                    <m:e>
+                      <m:r>
+                        <m:t xml:space="preserve">γ</m:t>
+                      </m:r>
+                    </m:e>
+                    <m:sup>
+                      <m:r>
+                        <m:t xml:space="preserve">ν</m:t>
+                      </m:r>
+                    </m:sup>
+                  </m:sSup>
+                  <m:sSup>
+                    <m:e>
+                      <m:r>
+                        <m:t xml:space="preserve">γ</m:t>
+                      </m:r>
+                    </m:e>
+                    <m:sup>
+                      <m:r>
+                        <m:t xml:space="preserve">ρ</m:t>
+                      </m:r>
+                    </m:sup>
+                  </m:sSup>
+                  <m:sSup>
+                    <m:e>
+                      <m:r>
+                        <m:t xml:space="preserve">γ</m:t>
+                      </m:r>
+                    </m:e>
+                    <m:sup>
+                      <m:r>
+                        <m:t xml:space="preserve">σ</m:t>
+                      </m:r>
+                    </m:sup>
+                  </m:sSup>
+                </m:e>
+              </m:d>
+            </m:e>
+          </m:func>
           <m:r>
-            <m:t xml:space="preserve">Tr[γ^μγ^νγ^ργ^σ] = 4(g^μνg^ρσ − g^μρg^νσ + g^μσg^νρ)</m:t>
+            <m:t xml:space="preserve">=</m:t>
           </m:r>
+          <m:r>
+            <m:t xml:space="preserve">4</m:t>
+          </m:r>
+          <m:d>
+            <m:dPr/>
+            <m:e>
+              <m:sSup>
+                <m:e>
+                  <m:r>
+                    <m:t xml:space="preserve">g</m:t>
+                  </m:r>
+                </m:e>
+                <m:sup>
+                  <m:r>
+                    <m:t xml:space="preserve">μν</m:t>
+                  </m:r>
+                </m:sup>
+              </m:sSup>
+              <m:sSup>
+                <m:e>
+                  <m:r>
+                    <m:t xml:space="preserve">g</m:t>
+                  </m:r>
+                </m:e>
+                <m:sup>
+                  <m:r>
+                    <m:t xml:space="preserve">ρσ</m:t>
+                  </m:r>
+                </m:sup>
+              </m:sSup>
+              <m:r>
+                <m:t xml:space="preserve">−</m:t>
+              </m:r>
+              <m:sSup>
+                <m:e>
+                  <m:r>
+                    <m:t xml:space="preserve">g</m:t>
+                  </m:r>
+                </m:e>
+                <m:sup>
+                  <m:r>
+                    <m:t xml:space="preserve">μρ</m:t>
+                  </m:r>
+                </m:sup>
+              </m:sSup>
+              <m:sSup>
+                <m:e>
+                  <m:r>
+                    <m:t xml:space="preserve">g</m:t>
+                  </m:r>
+                </m:e>
+                <m:sup>
+                  <m:r>
+                    <m:t xml:space="preserve">νσ</m:t>
+                  </m:r>
+                </m:sup>
+              </m:sSup>
+              <m:r>
+                <m:t xml:space="preserve">+</m:t>
+              </m:r>
+              <m:sSup>
+                <m:e>
+                  <m:r>
+                    <m:t xml:space="preserve">g</m:t>
+                  </m:r>
+                </m:e>
+                <m:sup>
+                  <m:r>
+                    <m:t xml:space="preserve">μσ</m:t>
+                  </m:r>
+                </m:sup>
+              </m:sSup>
+              <m:sSup>
+                <m:e>
+                  <m:r>
+                    <m:t xml:space="preserve">g</m:t>
+                  </m:r>
+                </m:e>
+                <m:sup>
+                  <m:r>
+                    <m:t xml:space="preserve">νρ</m:t>
+                  </m:r>
+                </m:sup>
+              </m:sSup>
+            </m:e>
+          </m:d>
         </m:oMath>
       </m:oMathPara>
     </w:p>
@@ -731,9 +1479,107 @@
       </w:pPr>
       <m:oMathPara>
         <m:oMath>
+          <m:func>
+            <m:fName>
+              <m:r>
+                <m:t xml:space="preserve">Tr</m:t>
+              </m:r>
+            </m:fName>
+            <m:e>
+              <m:d>
+                <m:dPr>
+                  <m:begChr m:val="["/>
+                  <m:endChr m:val="]"/>
+                </m:dPr>
+                <m:e>
+                  <m:sSup>
+                    <m:e>
+                      <m:r>
+                        <m:t xml:space="preserve">γ</m:t>
+                      </m:r>
+                    </m:e>
+                    <m:sup>
+                      <m:r>
+                        <m:t xml:space="preserve">5</m:t>
+                      </m:r>
+                    </m:sup>
+                  </m:sSup>
+                  <m:sSup>
+                    <m:e>
+                      <m:r>
+                        <m:t xml:space="preserve">γ</m:t>
+                      </m:r>
+                    </m:e>
+                    <m:sup>
+                      <m:r>
+                        <m:t xml:space="preserve">μ</m:t>
+                      </m:r>
+                    </m:sup>
+                  </m:sSup>
+                  <m:sSup>
+                    <m:e>
+                      <m:r>
+                        <m:t xml:space="preserve">γ</m:t>
+                      </m:r>
+                    </m:e>
+                    <m:sup>
+                      <m:r>
+                        <m:t xml:space="preserve">ν</m:t>
+                      </m:r>
+                    </m:sup>
+                  </m:sSup>
+                  <m:sSup>
+                    <m:e>
+                      <m:r>
+                        <m:t xml:space="preserve">γ</m:t>
+                      </m:r>
+                    </m:e>
+                    <m:sup>
+                      <m:r>
+                        <m:t xml:space="preserve">ρ</m:t>
+                      </m:r>
+                    </m:sup>
+                  </m:sSup>
+                  <m:sSup>
+                    <m:e>
+                      <m:r>
+                        <m:t xml:space="preserve">γ</m:t>
+                      </m:r>
+                    </m:e>
+                    <m:sup>
+                      <m:r>
+                        <m:t xml:space="preserve">σ</m:t>
+                      </m:r>
+                    </m:sup>
+                  </m:sSup>
+                </m:e>
+              </m:d>
+            </m:e>
+          </m:func>
           <m:r>
-            <m:t xml:space="preserve">Tr[γ⁵γ^μγ^νγ^ργ^σ] = −4i ε^μνρσ</m:t>
+            <m:t xml:space="preserve">=</m:t>
           </m:r>
+          <m:r>
+            <m:t xml:space="preserve">−</m:t>
+          </m:r>
+          <m:r>
+            <m:t xml:space="preserve">4i</m:t>
+          </m:r>
+          <m:r>
+            <m:t xml:space="preserve"> </m:t>
+          </m:r>
+          <m:sSup>
+            <m:e>
+              <m:r>
+                <m:t xml:space="preserve">ε</m:t>
+              </m:r>
+            </m:e>
+            <m:sup>
+              <m:r>
+                <m:t xml:space="preserve">μνρσ</m:t>
+              </m:r>
+            </m:sup>
+          </m:sSup>
         </m:oMath>
       </m:oMathPara>
     </w:p>
@@ -778,9 +1624,75 @@
       </w:pPr>
       <m:oMathPara>
         <m:oMath>
+          <m:sSup>
+            <m:e>
+              <m:r>
+                <m:t xml:space="preserve">γ</m:t>
+              </m:r>
+            </m:e>
+            <m:sup>
+              <m:r>
+                <m:t xml:space="preserve">5</m:t>
+              </m:r>
+            </m:sup>
+          </m:sSup>
           <m:r>
-            <m:t xml:space="preserve">γ⁵ = i γ⁰γ¹γ²γ³</m:t>
+            <m:t xml:space="preserve">=</m:t>
           </m:r>
+          <m:r>
+            <m:t xml:space="preserve">i</m:t>
+          </m:r>
+          <m:r>
+            <m:t xml:space="preserve"> </m:t>
+          </m:r>
+          <m:sSup>
+            <m:e>
+              <m:r>
+                <m:t xml:space="preserve">γ</m:t>
+              </m:r>
+            </m:e>
+            <m:sup>
+              <m:r>
+                <m:t xml:space="preserve">0</m:t>
+              </m:r>
+            </m:sup>
+          </m:sSup>
+          <m:sSup>
+            <m:e>
+              <m:r>
+                <m:t xml:space="preserve">γ</m:t>
+              </m:r>
+            </m:e>
+            <m:sup>
+              <m:r>
+                <m:t xml:space="preserve">1</m:t>
+              </m:r>
+            </m:sup>
+          </m:sSup>
+          <m:sSup>
+            <m:e>
+              <m:r>
+                <m:t xml:space="preserve">γ</m:t>
+              </m:r>
+            </m:e>
+            <m:sup>
+              <m:r>
+                <m:t xml:space="preserve">2</m:t>
+              </m:r>
+            </m:sup>
+          </m:sSup>
+          <m:sSup>
+            <m:e>
+              <m:r>
+                <m:t xml:space="preserve">γ</m:t>
+              </m:r>
+            </m:e>
+            <m:sup>
+              <m:r>
+                <m:t xml:space="preserve">3</m:t>
+              </m:r>
+            </m:sup>
+          </m:sSup>
         </m:oMath>
       </m:oMathPara>
     </w:p>
@@ -804,8 +1716,97 @@
       </w:pPr>
       <m:oMathPara>
         <m:oMath>
+          <m:sSup>
+            <m:e>
+              <m:d>
+                <m:dPr/>
+                <m:e>
+                  <m:sSup>
+                    <m:e>
+                      <m:r>
+                        <m:t xml:space="preserve">γ</m:t>
+                      </m:r>
+                    </m:e>
+                    <m:sup>
+                      <m:r>
+                        <m:t xml:space="preserve">5</m:t>
+                      </m:r>
+                    </m:sup>
+                  </m:sSup>
+                </m:e>
+              </m:d>
+            </m:e>
+            <m:sup>
+              <m:r>
+                <m:t xml:space="preserve">2</m:t>
+              </m:r>
+            </m:sup>
+          </m:sSup>
           <m:r>
-            <m:t xml:space="preserve">(γ⁵)² = I,    {γ⁵, γ^μ} = 0  for every μ</m:t>
+            <m:t xml:space="preserve">=</m:t>
+          </m:r>
+          <m:r>
+            <m:t xml:space="preserve">I</m:t>
+          </m:r>
+          <m:r>
+            <m:t xml:space="preserve">,</m:t>
+          </m:r>
+          <m:r>
+            <m:t xml:space="preserve">{</m:t>
+          </m:r>
+          <m:sSup>
+            <m:e>
+              <m:r>
+                <m:t xml:space="preserve">γ</m:t>
+              </m:r>
+            </m:e>
+            <m:sup>
+              <m:r>
+                <m:t xml:space="preserve">5</m:t>
+              </m:r>
+            </m:sup>
+          </m:sSup>
+          <m:r>
+            <m:t xml:space="preserve">,</m:t>
+          </m:r>
+          <m:sSup>
+            <m:e>
+              <m:r>
+                <m:t xml:space="preserve">γ</m:t>
+              </m:r>
+            </m:e>
+            <m:sup>
+              <m:r>
+                <m:t xml:space="preserve">μ</m:t>
+              </m:r>
+            </m:sup>
+          </m:sSup>
+          <m:r>
+            <m:t xml:space="preserve">}</m:t>
+          </m:r>
+          <m:r>
+            <m:t xml:space="preserve">=</m:t>
+          </m:r>
+          <m:r>
+            <m:t xml:space="preserve">0</m:t>
+          </m:r>
+          <m:r>
+            <m:t xml:space="preserve"> </m:t>
+          </m:r>
+          <m:r>
+            <m:t xml:space="preserve">for</m:t>
+          </m:r>
+          <m:r>
+            <m:t xml:space="preserve"> </m:t>
+          </m:r>
+          <m:r>
+            <m:t xml:space="preserve">every</m:t>
+          </m:r>
+          <m:r>
+            <m:t xml:space="preserve"> </m:t>
+          </m:r>
+          <m:r>
+            <m:t xml:space="preserve">μ</m:t>
           </m:r>
         </m:oMath>
       </m:oMathPara>
@@ -848,9 +1849,93 @@
       </w:pPr>
       <m:oMathPara>
         <m:oMath>
+          <m:sSub>
+            <m:e>
+              <m:r>
+                <m:t xml:space="preserve">P</m:t>
+              </m:r>
+            </m:e>
+            <m:sub>
+              <m:r>
+                <m:t xml:space="preserve">L</m:t>
+              </m:r>
+            </m:sub>
+          </m:sSub>
           <m:r>
-            <m:t xml:space="preserve">P_L = (1−γ⁵)/2,    P_R = (1+γ⁵)/2</m:t>
+            <m:t xml:space="preserve">=</m:t>
           </m:r>
+          <m:f>
+            <m:num>
+              <m:r>
+                <m:t xml:space="preserve">1</m:t>
+              </m:r>
+              <m:r>
+                <m:t xml:space="preserve">−</m:t>
+              </m:r>
+              <m:sSup>
+                <m:e>
+                  <m:r>
+                    <m:t xml:space="preserve">γ</m:t>
+                  </m:r>
+                </m:e>
+                <m:sup>
+                  <m:r>
+                    <m:t xml:space="preserve">5</m:t>
+                  </m:r>
+                </m:sup>
+              </m:sSup>
+            </m:num>
+            <m:den>
+              <m:r>
+                <m:t xml:space="preserve">2</m:t>
+              </m:r>
+            </m:den>
+          </m:f>
+          <m:r>
+            <m:t xml:space="preserve">,</m:t>
+          </m:r>
+          <m:sSub>
+            <m:e>
+              <m:r>
+                <m:t xml:space="preserve">P</m:t>
+              </m:r>
+            </m:e>
+            <m:sub>
+              <m:r>
+                <m:t xml:space="preserve">R</m:t>
+              </m:r>
+            </m:sub>
+          </m:sSub>
+          <m:r>
+            <m:t xml:space="preserve">=</m:t>
+          </m:r>
+          <m:f>
+            <m:num>
+              <m:r>
+                <m:t xml:space="preserve">1</m:t>
+              </m:r>
+              <m:r>
+                <m:t xml:space="preserve">+</m:t>
+              </m:r>
+              <m:sSup>
+                <m:e>
+                  <m:r>
+                    <m:t xml:space="preserve">γ</m:t>
+                  </m:r>
+                </m:e>
+                <m:sup>
+                  <m:r>
+                    <m:t xml:space="preserve">5</m:t>
+                  </m:r>
+                </m:sup>
+              </m:sSup>
+            </m:num>
+            <m:den>
+              <m:r>
+                <m:t xml:space="preserve">2</m:t>
+              </m:r>
+            </m:den>
+          </m:f>
         </m:oMath>
       </m:oMathPara>
     </w:p>
@@ -913,9 +1998,386 @@
       </w:pPr>
       <m:oMathPara>
         <m:oMath>
+          <m:func>
+            <m:fName>
+              <m:r>
+                <m:t xml:space="preserve">Tr</m:t>
+              </m:r>
+            </m:fName>
+            <m:e>
+              <m:d>
+                <m:dPr>
+                  <m:begChr m:val="["/>
+                  <m:endChr m:val="]"/>
+                </m:dPr>
+                <m:e>
+                  <m:d>
+                    <m:dPr/>
+                    <m:e>
+                      <m:sSub>
+                        <m:e>
+                          <m:acc>
+                            <m:accPr>
+                              <m:chr m:val="/"/>
+                            </m:accPr>
+                            <m:e>
+                              <m:r>
+                                <m:t xml:space="preserve">p</m:t>
+                              </m:r>
+                            </m:e>
+                          </m:acc>
+                        </m:e>
+                        <m:sub>
+                          <m:r>
+                            <m:t xml:space="preserve">1</m:t>
+                          </m:r>
+                        </m:sub>
+                      </m:sSub>
+                      <m:r>
+                        <m:t xml:space="preserve">+</m:t>
+                      </m:r>
+                      <m:r>
+                        <m:t xml:space="preserve">m</m:t>
+                      </m:r>
+                    </m:e>
+                  </m:d>
+                  <m:sSup>
+                    <m:e>
+                      <m:r>
+                        <m:t xml:space="preserve">γ</m:t>
+                      </m:r>
+                    </m:e>
+                    <m:sup>
+                      <m:r>
+                        <m:t xml:space="preserve">μ</m:t>
+                      </m:r>
+                    </m:sup>
+                  </m:sSup>
+                  <m:d>
+                    <m:dPr/>
+                    <m:e>
+                      <m:sSub>
+                        <m:e>
+                          <m:acc>
+                            <m:accPr>
+                              <m:chr m:val="/"/>
+                            </m:accPr>
+                            <m:e>
+                              <m:r>
+                                <m:t xml:space="preserve">p</m:t>
+                              </m:r>
+                            </m:e>
+                          </m:acc>
+                        </m:e>
+                        <m:sub>
+                          <m:r>
+                            <m:t xml:space="preserve">2</m:t>
+                          </m:r>
+                        </m:sub>
+                      </m:sSub>
+                      <m:r>
+                        <m:t xml:space="preserve">+</m:t>
+                      </m:r>
+                      <m:r>
+                        <m:t xml:space="preserve">m</m:t>
+                      </m:r>
+                    </m:e>
+                  </m:d>
+                  <m:sSup>
+                    <m:e>
+                      <m:r>
+                        <m:t xml:space="preserve">γ</m:t>
+                      </m:r>
+                    </m:e>
+                    <m:sup>
+                      <m:r>
+                        <m:t xml:space="preserve">ν</m:t>
+                      </m:r>
+                    </m:sup>
+                  </m:sSup>
+                </m:e>
+              </m:d>
+            </m:e>
+          </m:func>
           <m:r>
-            <m:t xml:space="preserve">Tr[(p̸₁+m)γ^μ(p̸₂+m)γ^ν] = Tr[p̸₁γ^μp̸₂γ^ν] + m Tr[γ^μp̸₂γ^ν] + m Tr[p̸₁γ^μγ^ν] + m² Tr[γ^μγ^ν]</m:t>
+            <m:t xml:space="preserve">=</m:t>
           </m:r>
+          <m:func>
+            <m:fName>
+              <m:r>
+                <m:t xml:space="preserve">Tr</m:t>
+              </m:r>
+            </m:fName>
+            <m:e>
+              <m:d>
+                <m:dPr>
+                  <m:begChr m:val="["/>
+                  <m:endChr m:val="]"/>
+                </m:dPr>
+                <m:e>
+                  <m:sSub>
+                    <m:e>
+                      <m:acc>
+                        <m:accPr>
+                          <m:chr m:val="/"/>
+                        </m:accPr>
+                        <m:e>
+                          <m:r>
+                            <m:t xml:space="preserve">p</m:t>
+                          </m:r>
+                        </m:e>
+                      </m:acc>
+                    </m:e>
+                    <m:sub>
+                      <m:r>
+                        <m:t xml:space="preserve">1</m:t>
+                      </m:r>
+                    </m:sub>
+                  </m:sSub>
+                  <m:sSup>
+                    <m:e>
+                      <m:r>
+                        <m:t xml:space="preserve">γ</m:t>
+                      </m:r>
+                    </m:e>
+                    <m:sup>
+                      <m:r>
+                        <m:t xml:space="preserve">μ</m:t>
+                      </m:r>
+                    </m:sup>
+                  </m:sSup>
+                  <m:sSub>
+                    <m:e>
+                      <m:acc>
+                        <m:accPr>
+                          <m:chr m:val="/"/>
+                        </m:accPr>
+                        <m:e>
+                          <m:r>
+                            <m:t xml:space="preserve">p</m:t>
+                          </m:r>
+                        </m:e>
+                      </m:acc>
+                    </m:e>
+                    <m:sub>
+                      <m:r>
+                        <m:t xml:space="preserve">2</m:t>
+                      </m:r>
+                    </m:sub>
+                  </m:sSub>
+                  <m:sSup>
+                    <m:e>
+                      <m:r>
+                        <m:t xml:space="preserve">γ</m:t>
+                      </m:r>
+                    </m:e>
+                    <m:sup>
+                      <m:r>
+                        <m:t xml:space="preserve">ν</m:t>
+                      </m:r>
+                    </m:sup>
+                  </m:sSup>
+                </m:e>
+              </m:d>
+            </m:e>
+          </m:func>
+          <m:r>
+            <m:t xml:space="preserve">+</m:t>
+          </m:r>
+          <m:r>
+            <m:t xml:space="preserve">m</m:t>
+          </m:r>
+          <m:r>
+            <m:t xml:space="preserve"> </m:t>
+          </m:r>
+          <m:func>
+            <m:fName>
+              <m:r>
+                <m:t xml:space="preserve">Tr</m:t>
+              </m:r>
+            </m:fName>
+            <m:e>
+              <m:d>
+                <m:dPr>
+                  <m:begChr m:val="["/>
+                  <m:endChr m:val="]"/>
+                </m:dPr>
+                <m:e>
+                  <m:sSup>
+                    <m:e>
+                      <m:r>
+                        <m:t xml:space="preserve">γ</m:t>
+                      </m:r>
+                    </m:e>
+                    <m:sup>
+                      <m:r>
+                        <m:t xml:space="preserve">μ</m:t>
+                      </m:r>
+                    </m:sup>
+                  </m:sSup>
+                  <m:sSub>
+                    <m:e>
+                      <m:acc>
+                        <m:accPr>
+                          <m:chr m:val="/"/>
+                        </m:accPr>
+                        <m:e>
+                          <m:r>
+                            <m:t xml:space="preserve">p</m:t>
+                          </m:r>
+                        </m:e>
+                      </m:acc>
+                    </m:e>
+                    <m:sub>
+                      <m:r>
+                        <m:t xml:space="preserve">2</m:t>
+                      </m:r>
+                    </m:sub>
+                  </m:sSub>
+                  <m:sSup>
+                    <m:e>
+                      <m:r>
+                        <m:t xml:space="preserve">γ</m:t>
+                      </m:r>
+                    </m:e>
+                    <m:sup>
+                      <m:r>
+                        <m:t xml:space="preserve">ν</m:t>
+                      </m:r>
+                    </m:sup>
+                  </m:sSup>
+                </m:e>
+              </m:d>
+            </m:e>
+          </m:func>
+          <m:r>
+            <m:t xml:space="preserve">+</m:t>
+          </m:r>
+          <m:r>
+            <m:t xml:space="preserve">m</m:t>
+          </m:r>
+          <m:r>
+            <m:t xml:space="preserve"> </m:t>
+          </m:r>
+          <m:func>
+            <m:fName>
+              <m:r>
+                <m:t xml:space="preserve">Tr</m:t>
+              </m:r>
+            </m:fName>
+            <m:e>
+              <m:d>
+                <m:dPr>
+                  <m:begChr m:val="["/>
+                  <m:endChr m:val="]"/>
+                </m:dPr>
+                <m:e>
+                  <m:sSub>
+                    <m:e>
+                      <m:acc>
+                        <m:accPr>
+                          <m:chr m:val="/"/>
+                        </m:accPr>
+                        <m:e>
+                          <m:r>
+                            <m:t xml:space="preserve">p</m:t>
+                          </m:r>
+                        </m:e>
+                      </m:acc>
+                    </m:e>
+                    <m:sub>
+                      <m:r>
+                        <m:t xml:space="preserve">1</m:t>
+                      </m:r>
+                    </m:sub>
+                  </m:sSub>
+                  <m:sSup>
+                    <m:e>
+                      <m:r>
+                        <m:t xml:space="preserve">γ</m:t>
+                      </m:r>
+                    </m:e>
+                    <m:sup>
+                      <m:r>
+                        <m:t xml:space="preserve">μ</m:t>
+                      </m:r>
+                    </m:sup>
+                  </m:sSup>
+                  <m:sSup>
+                    <m:e>
+                      <m:r>
+                        <m:t xml:space="preserve">γ</m:t>
+                      </m:r>
+                    </m:e>
+                    <m:sup>
+                      <m:r>
+                        <m:t xml:space="preserve">ν</m:t>
+                      </m:r>
+                    </m:sup>
+                  </m:sSup>
+                </m:e>
+              </m:d>
+            </m:e>
+          </m:func>
+          <m:r>
+            <m:t xml:space="preserve">+</m:t>
+          </m:r>
+          <m:sSup>
+            <m:e>
+              <m:r>
+                <m:t xml:space="preserve">m</m:t>
+              </m:r>
+            </m:e>
+            <m:sup>
+              <m:r>
+                <m:t xml:space="preserve">2</m:t>
+              </m:r>
+            </m:sup>
+          </m:sSup>
+          <m:r>
+            <m:t xml:space="preserve"> </m:t>
+          </m:r>
+          <m:func>
+            <m:fName>
+              <m:r>
+                <m:t xml:space="preserve">Tr</m:t>
+              </m:r>
+            </m:fName>
+            <m:e>
+              <m:d>
+                <m:dPr>
+                  <m:begChr m:val="["/>
+                  <m:endChr m:val="]"/>
+                </m:dPr>
+                <m:e>
+                  <m:sSup>
+                    <m:e>
+                      <m:r>
+                        <m:t xml:space="preserve">γ</m:t>
+                      </m:r>
+                    </m:e>
+                    <m:sup>
+                      <m:r>
+                        <m:t xml:space="preserve">μ</m:t>
+                      </m:r>
+                    </m:sup>
+                  </m:sSup>
+                  <m:sSup>
+                    <m:e>
+                      <m:r>
+                        <m:t xml:space="preserve">γ</m:t>
+                      </m:r>
+                    </m:e>
+                    <m:sup>
+                      <m:r>
+                        <m:t xml:space="preserve">ν</m:t>
+                      </m:r>
+                    </m:sup>
+                  </m:sSup>
+                </m:e>
+              </m:d>
+            </m:e>
+          </m:func>
         </m:oMath>
       </m:oMathPara>
     </w:p>
@@ -932,8 +2394,164 @@
       <m:oMathPara>
         <m:oMath>
           <m:r>
-            <m:t xml:space="preserve">= 4[p₁^μp₂^ν − (p₁·p₂)g^μν + p₁^νp₂^μ] + 4m²g^μν</m:t>
+            <m:t xml:space="preserve">=</m:t>
           </m:r>
+          <m:r>
+            <m:t xml:space="preserve">4</m:t>
+          </m:r>
+          <m:d>
+            <m:dPr>
+              <m:begChr m:val="["/>
+              <m:endChr m:val="]"/>
+            </m:dPr>
+            <m:e>
+              <m:sSubSup>
+                <m:e>
+                  <m:r>
+                    <m:t xml:space="preserve">p</m:t>
+                  </m:r>
+                </m:e>
+                <m:sub>
+                  <m:r>
+                    <m:t xml:space="preserve">1</m:t>
+                  </m:r>
+                </m:sub>
+                <m:sup>
+                  <m:r>
+                    <m:t xml:space="preserve">μ</m:t>
+                  </m:r>
+                </m:sup>
+              </m:sSubSup>
+              <m:sSubSup>
+                <m:e>
+                  <m:r>
+                    <m:t xml:space="preserve">p</m:t>
+                  </m:r>
+                </m:e>
+                <m:sub>
+                  <m:r>
+                    <m:t xml:space="preserve">2</m:t>
+                  </m:r>
+                </m:sub>
+                <m:sup>
+                  <m:r>
+                    <m:t xml:space="preserve">ν</m:t>
+                  </m:r>
+                </m:sup>
+              </m:sSubSup>
+              <m:r>
+                <m:t xml:space="preserve">−</m:t>
+              </m:r>
+              <m:d>
+                <m:dPr/>
+                <m:e>
+                  <m:sSub>
+                    <m:e>
+                      <m:r>
+                        <m:t xml:space="preserve">p</m:t>
+                      </m:r>
+                    </m:e>
+                    <m:sub>
+                      <m:r>
+                        <m:t xml:space="preserve">1</m:t>
+                      </m:r>
+                    </m:sub>
+                  </m:sSub>
+                  <m:r>
+                    <m:t xml:space="preserve">·</m:t>
+                  </m:r>
+                  <m:sSub>
+                    <m:e>
+                      <m:r>
+                        <m:t xml:space="preserve">p</m:t>
+                      </m:r>
+                    </m:e>
+                    <m:sub>
+                      <m:r>
+                        <m:t xml:space="preserve">2</m:t>
+                      </m:r>
+                    </m:sub>
+                  </m:sSub>
+                </m:e>
+              </m:d>
+              <m:sSup>
+                <m:e>
+                  <m:r>
+                    <m:t xml:space="preserve">g</m:t>
+                  </m:r>
+                </m:e>
+                <m:sup>
+                  <m:r>
+                    <m:t xml:space="preserve">μν</m:t>
+                  </m:r>
+                </m:sup>
+              </m:sSup>
+              <m:r>
+                <m:t xml:space="preserve">+</m:t>
+              </m:r>
+              <m:sSubSup>
+                <m:e>
+                  <m:r>
+                    <m:t xml:space="preserve">p</m:t>
+                  </m:r>
+                </m:e>
+                <m:sub>
+                  <m:r>
+                    <m:t xml:space="preserve">1</m:t>
+                  </m:r>
+                </m:sub>
+                <m:sup>
+                  <m:r>
+                    <m:t xml:space="preserve">ν</m:t>
+                  </m:r>
+                </m:sup>
+              </m:sSubSup>
+              <m:sSubSup>
+                <m:e>
+                  <m:r>
+                    <m:t xml:space="preserve">p</m:t>
+                  </m:r>
+                </m:e>
+                <m:sub>
+                  <m:r>
+                    <m:t xml:space="preserve">2</m:t>
+                  </m:r>
+                </m:sub>
+                <m:sup>
+                  <m:r>
+                    <m:t xml:space="preserve">μ</m:t>
+                  </m:r>
+                </m:sup>
+              </m:sSubSup>
+            </m:e>
+          </m:d>
+          <m:r>
+            <m:t xml:space="preserve">+</m:t>
+          </m:r>
+          <m:sSup>
+            <m:e>
+              <m:r>
+                <m:t xml:space="preserve">4m</m:t>
+              </m:r>
+            </m:e>
+            <m:sup>
+              <m:r>
+                <m:t xml:space="preserve">2</m:t>
+              </m:r>
+            </m:sup>
+          </m:sSup>
+          <m:sSup>
+            <m:e>
+              <m:r>
+                <m:t xml:space="preserve">g</m:t>
+              </m:r>
+            </m:e>
+            <m:sup>
+              <m:r>
+                <m:t xml:space="preserve">μν</m:t>
+              </m:r>
+            </m:sup>
+          </m:sSup>
         </m:oMath>
       </m:oMathPara>
     </w:p>
@@ -945,8 +2563,152 @@
       <m:oMathPara>
         <m:oMath>
           <m:r>
-            <m:t xml:space="preserve">= 4[p₁^μp₂^ν + p₁^νp₂^μ − g^μν(p₁·p₂ − m²)]</m:t>
+            <m:t xml:space="preserve">=</m:t>
           </m:r>
+          <m:r>
+            <m:t xml:space="preserve">4</m:t>
+          </m:r>
+          <m:d>
+            <m:dPr>
+              <m:begChr m:val="["/>
+              <m:endChr m:val="]"/>
+            </m:dPr>
+            <m:e>
+              <m:sSubSup>
+                <m:e>
+                  <m:r>
+                    <m:t xml:space="preserve">p</m:t>
+                  </m:r>
+                </m:e>
+                <m:sub>
+                  <m:r>
+                    <m:t xml:space="preserve">1</m:t>
+                  </m:r>
+                </m:sub>
+                <m:sup>
+                  <m:r>
+                    <m:t xml:space="preserve">μ</m:t>
+                  </m:r>
+                </m:sup>
+              </m:sSubSup>
+              <m:sSubSup>
+                <m:e>
+                  <m:r>
+                    <m:t xml:space="preserve">p</m:t>
+                  </m:r>
+                </m:e>
+                <m:sub>
+                  <m:r>
+                    <m:t xml:space="preserve">2</m:t>
+                  </m:r>
+                </m:sub>
+                <m:sup>
+                  <m:r>
+                    <m:t xml:space="preserve">ν</m:t>
+                  </m:r>
+                </m:sup>
+              </m:sSubSup>
+              <m:r>
+                <m:t xml:space="preserve">+</m:t>
+              </m:r>
+              <m:sSubSup>
+                <m:e>
+                  <m:r>
+                    <m:t xml:space="preserve">p</m:t>
+                  </m:r>
+                </m:e>
+                <m:sub>
+                  <m:r>
+                    <m:t xml:space="preserve">1</m:t>
+                  </m:r>
+                </m:sub>
+                <m:sup>
+                  <m:r>
+                    <m:t xml:space="preserve">ν</m:t>
+                  </m:r>
+                </m:sup>
+              </m:sSubSup>
+              <m:sSubSup>
+                <m:e>
+                  <m:r>
+                    <m:t xml:space="preserve">p</m:t>
+                  </m:r>
+                </m:e>
+                <m:sub>
+                  <m:r>
+                    <m:t xml:space="preserve">2</m:t>
+                  </m:r>
+                </m:sub>
+                <m:sup>
+                  <m:r>
+                    <m:t xml:space="preserve">μ</m:t>
+                  </m:r>
+                </m:sup>
+              </m:sSubSup>
+              <m:r>
+                <m:t xml:space="preserve">−</m:t>
+              </m:r>
+              <m:sSup>
+                <m:e>
+                  <m:r>
+                    <m:t xml:space="preserve">g</m:t>
+                  </m:r>
+                </m:e>
+                <m:sup>
+                  <m:r>
+                    <m:t xml:space="preserve">μν</m:t>
+                  </m:r>
+                </m:sup>
+              </m:sSup>
+              <m:d>
+                <m:dPr/>
+                <m:e>
+                  <m:sSub>
+                    <m:e>
+                      <m:r>
+                        <m:t xml:space="preserve">p</m:t>
+                      </m:r>
+                    </m:e>
+                    <m:sub>
+                      <m:r>
+                        <m:t xml:space="preserve">1</m:t>
+                      </m:r>
+                    </m:sub>
+                  </m:sSub>
+                  <m:r>
+                    <m:t xml:space="preserve">·</m:t>
+                  </m:r>
+                  <m:sSub>
+                    <m:e>
+                      <m:r>
+                        <m:t xml:space="preserve">p</m:t>
+                      </m:r>
+                    </m:e>
+                    <m:sub>
+                      <m:r>
+                        <m:t xml:space="preserve">2</m:t>
+                      </m:r>
+                    </m:sub>
+                  </m:sSub>
+                  <m:r>
+                    <m:t xml:space="preserve">−</m:t>
+                  </m:r>
+                  <m:sSup>
+                    <m:e>
+                      <m:r>
+                        <m:t xml:space="preserve">m</m:t>
+                      </m:r>
+                    </m:e>
+                    <m:sup>
+                      <m:r>
+                        <m:t xml:space="preserve">2</m:t>
+                      </m:r>
+                    </m:sup>
+                  </m:sSup>
+                </m:e>
+              </m:d>
+            </m:e>
+          </m:d>
         </m:oMath>
       </m:oMathPara>
     </w:p>
